--- a/files/1IhsALqHabGya832EyxfKj5uAepniFtZP/Cytology_review_26NGC012870_CSD_14.10.2026_EN_translation.docx
+++ b/files/1IhsALqHabGya832EyxfKj5uAepniFtZP/Cytology_review_26NGC012870_CSD_14.10.2026_EN_translation.docx
@@ -545,7 +545,7 @@
         </w:numPr>
       </w:pPr>
       <w:r>
-        <w:t xml:space="preserve">The review does not confirm category V: it classifies the same slides as AUS (atypia of undetermined significance), an indeterminate category. It does not exclude malignancy either.</w:t>
+        <w:t xml:space="preserve">The review does not reproduce category V: it classifies the same slides as AUS (atypia of undetermined significance) and describes no definite malignant cells. AUS is an indeterminate category: malignancy in the fluid is not established, and it is not excluded either.</w:t>
       </w:r>
     </w:p>
     <w:p>
@@ -594,6 +594,18 @@
       </w:pPr>
       <w:r>
         <w:t xml:space="preserve">The physician named on the request, Dr O.M. Latsinnikova, is the patient’s oncologist.</w:t>
+      </w:r>
+    </w:p>
+    <w:p>
+      <w:pPr>
+        <w:pStyle w:val="Compact"/>
+        <w:numPr>
+          <w:ilvl w:val="0"/>
+          <w:numId w:val="1001"/>
+        </w:numPr>
+      </w:pPr>
+      <w:r>
+        <w:t xml:space="preserve">Cell morphology: the Shalimov report described small clusters with marked nuclear polymorphism and marked signs of atypia and malignancy; this review of the same slides describes dense groups of small, relatively monomorphic cells and no pleomorphic cells, even within the clusters. Bland monomorphic cells do not by themselves distinguish reactive mesothelium from a low-grade tumour, which is why a cell block with IHC is requested.</w:t>
       </w:r>
     </w:p>
     <w:p>

--- a/files/1IhsALqHabGya832EyxfKj5uAepniFtZP/Cytology_review_26NGC012870_CSD_14.10.2026_EN_translation.docx
+++ b/files/1IhsALqHabGya832EyxfKj5uAepniFtZP/Cytology_review_26NGC012870_CSD_14.10.2026_EN_translation.docx
@@ -557,7 +557,7 @@
         </w:numPr>
       </w:pPr>
       <w:r>
-        <w:t xml:space="preserve">The Shalimov report counted 3 preparations (Romanowsky–Giemsa); this review lists 2 slides (Pappenheim).</w:t>
+        <w:t xml:space="preserve">The Shalimov report counted 3 preparations (Romanowsky–Giemsa); this review lists 2 slides (Pappenheim); whether a third slide exists is not known.</w:t>
       </w:r>
     </w:p>
     <w:p>
